--- a/The Depression.docx
+++ b/The Depression.docx
@@ -6,11 +6,23 @@
       <w:pPr>
         <w:pStyle w:val="Heading1"/>
         <w:jc w:val="center"/>
-      </w:pPr>
-      <w:r>
+        <w:rPr>
+          <w:b/>
+          <w:bCs/>
+        </w:rPr>
+      </w:pPr>
+      <w:r>
+        <w:rPr>
+          <w:b/>
+          <w:bCs/>
+        </w:rPr>
         <w:t xml:space="preserve">The </w:t>
       </w:r>
       <w:r>
+        <w:rPr>
+          <w:b/>
+          <w:bCs/>
+        </w:rPr>
         <w:t>Depression</w:t>
       </w:r>
     </w:p>
@@ -2033,7 +2045,6 @@
         </w:rPr>
         <w:t xml:space="preserve">Shifts in </w:t>
       </w:r>
-      <w:proofErr w:type="spellStart"/>
       <w:r>
         <w:rPr>
           <w:rFonts w:ascii="Arial" w:hAnsi="Arial" w:cs="Arial"/>
@@ -2043,7 +2054,6 @@
         </w:rPr>
         <w:t>estrogen</w:t>
       </w:r>
-      <w:proofErr w:type="spellEnd"/>
       <w:r>
         <w:rPr>
           <w:rFonts w:ascii="Arial" w:hAnsi="Arial" w:cs="Arial"/>
@@ -2246,23 +2256,7 @@
           <w:rFonts w:ascii="Arial" w:hAnsi="Arial" w:cs="Arial"/>
           <w:szCs w:val="24"/>
         </w:rPr>
-        <w:t xml:space="preserve">It communicates with your brain via the </w:t>
-      </w:r>
-      <w:proofErr w:type="spellStart"/>
-      <w:r>
-        <w:rPr>
-          <w:rFonts w:ascii="Arial" w:hAnsi="Arial" w:cs="Arial"/>
-          <w:szCs w:val="24"/>
-        </w:rPr>
-        <w:t>vagus</w:t>
-      </w:r>
-      <w:proofErr w:type="spellEnd"/>
-      <w:r>
-        <w:rPr>
-          <w:rFonts w:ascii="Arial" w:hAnsi="Arial" w:cs="Arial"/>
-          <w:szCs w:val="24"/>
-        </w:rPr>
-        <w:t xml:space="preserve"> nerve, sending signals that influence emotional states, stress responses, and even cognition.</w:t>
+        <w:t>It communicates with your brain via the vagus nerve, sending signals that influence emotional states, stress responses, and even cognition.</w:t>
       </w:r>
     </w:p>
     <w:p>
@@ -2970,29 +2964,7 @@
           <w:lang w:bidi="ar-SA"/>
           <w14:ligatures w14:val="none"/>
         </w:rPr>
-        <w:t xml:space="preserve">Neural pathways (especially the </w:t>
-      </w:r>
-      <w:proofErr w:type="spellStart"/>
-      <w:r>
-        <w:rPr>
-          <w:rFonts w:ascii="Arial" w:eastAsia="Times New Roman" w:hAnsi="Arial" w:cs="Arial"/>
-          <w:kern w:val="0"/>
-          <w:szCs w:val="24"/>
-          <w:lang w:bidi="ar-SA"/>
-          <w14:ligatures w14:val="none"/>
-        </w:rPr>
-        <w:t>vagus</w:t>
-      </w:r>
-      <w:proofErr w:type="spellEnd"/>
-      <w:r>
-        <w:rPr>
-          <w:rFonts w:ascii="Arial" w:eastAsia="Times New Roman" w:hAnsi="Arial" w:cs="Arial"/>
-          <w:kern w:val="0"/>
-          <w:szCs w:val="24"/>
-          <w:lang w:bidi="ar-SA"/>
-          <w14:ligatures w14:val="none"/>
-        </w:rPr>
-        <w:t xml:space="preserve"> nerve)</w:t>
+        <w:t>Neural pathways (especially the vagus nerve)</w:t>
       </w:r>
     </w:p>
     <w:p>
@@ -3298,7 +3270,6 @@
           <w14:ligatures w14:val="none"/>
         </w:rPr>
       </w:pPr>
-      <w:proofErr w:type="spellStart"/>
       <w:r>
         <w:rPr>
           <w:rFonts w:ascii="Arial" w:eastAsia="Times New Roman" w:hAnsi="Arial" w:cs="Arial"/>
@@ -3309,20 +3280,7 @@
           <w:lang w:bidi="ar-SA"/>
           <w14:ligatures w14:val="none"/>
         </w:rPr>
-        <w:t>Vagus</w:t>
-      </w:r>
-      <w:proofErr w:type="spellEnd"/>
-      <w:r>
-        <w:rPr>
-          <w:rFonts w:ascii="Arial" w:eastAsia="Times New Roman" w:hAnsi="Arial" w:cs="Arial"/>
-          <w:b/>
-          <w:bCs/>
-          <w:kern w:val="0"/>
-          <w:szCs w:val="24"/>
-          <w:lang w:bidi="ar-SA"/>
-          <w14:ligatures w14:val="none"/>
-        </w:rPr>
-        <w:t xml:space="preserve"> Nerve Signalling</w:t>
+        <w:t>Vagus Nerve Signalling</w:t>
       </w:r>
     </w:p>
     <w:p>
@@ -3368,7 +3326,6 @@
         </w:rPr>
         <w:t xml:space="preserve">Serotonin produced in the gut can activate the </w:t>
       </w:r>
-      <w:proofErr w:type="spellStart"/>
       <w:r>
         <w:rPr>
           <w:rFonts w:ascii="Arial" w:eastAsia="Times New Roman" w:hAnsi="Arial" w:cs="Arial"/>
@@ -3379,20 +3336,7 @@
           <w:lang w:bidi="ar-SA"/>
           <w14:ligatures w14:val="none"/>
         </w:rPr>
-        <w:t>vagus</w:t>
-      </w:r>
-      <w:proofErr w:type="spellEnd"/>
-      <w:r>
-        <w:rPr>
-          <w:rFonts w:ascii="Arial" w:eastAsia="Times New Roman" w:hAnsi="Arial" w:cs="Arial"/>
-          <w:b/>
-          <w:bCs/>
-          <w:kern w:val="0"/>
-          <w:szCs w:val="24"/>
-          <w:lang w:bidi="ar-SA"/>
-          <w14:ligatures w14:val="none"/>
-        </w:rPr>
-        <w:t xml:space="preserve"> nerve</w:t>
+        <w:t>vagus nerve</w:t>
       </w:r>
       <w:r>
         <w:rPr>
@@ -4831,15 +4775,6 @@
     </w:p>
     <w:p>
       <w:pPr>
-        <w:jc w:val="both"/>
-        <w:rPr>
-          <w:rFonts w:ascii="Arial" w:hAnsi="Arial" w:cs="Arial"/>
-          <w:szCs w:val="24"/>
-        </w:rPr>
-      </w:pPr>
-    </w:p>
-    <w:p>
-      <w:pPr>
         <w:spacing w:after="0" w:line="240" w:lineRule="auto"/>
         <w:rPr>
           <w:rFonts w:ascii="Arial" w:eastAsia="Times New Roman" w:hAnsi="Arial" w:cs="Arial"/>
@@ -5164,207 +5099,798 @@
     </w:p>
     <w:p>
       <w:pPr>
-        <w:jc w:val="both"/>
-        <w:rPr>
-          <w:rFonts w:ascii="Arial" w:hAnsi="Arial" w:cs="Arial"/>
-          <w:szCs w:val="24"/>
-        </w:rPr>
-      </w:pPr>
-      <w:r>
-        <w:rPr>
-          <w:rFonts w:ascii="Arial" w:hAnsi="Arial" w:cs="Arial"/>
-          <w:b/>
-          <w:bCs/>
-          <w:szCs w:val="24"/>
-        </w:rPr>
-        <w:t>Imagination and dreaming</w:t>
-      </w:r>
-      <w:r>
-        <w:rPr>
-          <w:rFonts w:ascii="Arial" w:hAnsi="Arial" w:cs="Arial"/>
-          <w:szCs w:val="24"/>
-        </w:rPr>
-        <w:t xml:space="preserve">. This type thoughts will revoke you from the current situation you are now facing no matter sad, depressed or happy. You will </w:t>
-      </w:r>
-      <w:r>
-        <w:rPr>
-          <w:rFonts w:ascii="Arial" w:hAnsi="Arial" w:cs="Arial"/>
-          <w:szCs w:val="24"/>
-        </w:rPr>
-        <w:t xml:space="preserve">be </w:t>
-      </w:r>
-      <w:r>
-        <w:rPr>
-          <w:rFonts w:ascii="Arial" w:hAnsi="Arial" w:cs="Arial"/>
-          <w:szCs w:val="24"/>
-        </w:rPr>
-        <w:t xml:space="preserve">fully </w:t>
-      </w:r>
-      <w:r>
-        <w:rPr>
-          <w:rFonts w:ascii="Arial" w:hAnsi="Arial" w:cs="Arial"/>
-          <w:szCs w:val="24"/>
-        </w:rPr>
-        <w:t>devoting</w:t>
-      </w:r>
-      <w:r>
-        <w:rPr>
-          <w:rFonts w:ascii="Arial" w:hAnsi="Arial" w:cs="Arial"/>
-          <w:szCs w:val="24"/>
-        </w:rPr>
-        <w:t xml:space="preserve"> to a virtual environment</w:t>
-      </w:r>
-      <w:r>
-        <w:rPr>
-          <w:rFonts w:ascii="Arial" w:hAnsi="Arial" w:cs="Arial"/>
-          <w:szCs w:val="24"/>
-        </w:rPr>
-        <w:t>.</w:t>
-      </w:r>
-      <w:r>
-        <w:rPr>
-          <w:rFonts w:ascii="Arial" w:hAnsi="Arial" w:cs="Arial"/>
-          <w:szCs w:val="24"/>
-        </w:rPr>
-        <w:t xml:space="preserve"> </w:t>
-      </w:r>
-      <w:r>
-        <w:rPr>
-          <w:rFonts w:ascii="Arial" w:hAnsi="Arial" w:cs="Arial"/>
-          <w:szCs w:val="24"/>
-        </w:rPr>
-        <w:t>The</w:t>
-      </w:r>
-      <w:r>
-        <w:rPr>
-          <w:rFonts w:ascii="Arial" w:hAnsi="Arial" w:cs="Arial"/>
-          <w:szCs w:val="24"/>
-        </w:rPr>
-        <w:t xml:space="preserve"> help of music allows you creatively </w:t>
-      </w:r>
-      <w:r>
-        <w:rPr>
-          <w:rFonts w:ascii="Arial" w:hAnsi="Arial" w:cs="Arial"/>
-          <w:szCs w:val="24"/>
-        </w:rPr>
-        <w:t>to create</w:t>
-      </w:r>
-      <w:r>
-        <w:rPr>
-          <w:rFonts w:ascii="Arial" w:hAnsi="Arial" w:cs="Arial"/>
-          <w:szCs w:val="24"/>
-        </w:rPr>
-        <w:t xml:space="preserve"> different kinds of environments and characters. </w:t>
-      </w:r>
-      <w:r>
-        <w:rPr>
-          <w:rFonts w:ascii="Arial" w:hAnsi="Arial" w:cs="Arial"/>
-          <w:szCs w:val="24"/>
-        </w:rPr>
-        <w:t xml:space="preserve">You can think of you are a movie director filming a movie, the movie script </w:t>
-      </w:r>
-      <w:r>
-        <w:rPr>
-          <w:rFonts w:ascii="Arial" w:hAnsi="Arial" w:cs="Arial"/>
-          <w:szCs w:val="24"/>
-        </w:rPr>
-        <w:t>is</w:t>
-      </w:r>
-      <w:r>
-        <w:rPr>
-          <w:rFonts w:ascii="Arial" w:hAnsi="Arial" w:cs="Arial"/>
-          <w:szCs w:val="24"/>
-        </w:rPr>
-        <w:t xml:space="preserve"> based on the music you are listening to</w:t>
-      </w:r>
-      <w:r>
-        <w:rPr>
-          <w:rFonts w:ascii="Arial" w:hAnsi="Arial" w:cs="Arial"/>
-          <w:szCs w:val="24"/>
-        </w:rPr>
-        <w:t xml:space="preserve">, either love, </w:t>
-      </w:r>
-      <w:r>
-        <w:rPr>
-          <w:rFonts w:ascii="Arial" w:hAnsi="Arial" w:cs="Arial"/>
-          <w:szCs w:val="24"/>
-        </w:rPr>
-        <w:t>inspirational</w:t>
-      </w:r>
-      <w:r>
-        <w:rPr>
-          <w:rFonts w:ascii="Arial" w:hAnsi="Arial" w:cs="Arial"/>
-          <w:szCs w:val="24"/>
-        </w:rPr>
-        <w:t xml:space="preserve"> songs</w:t>
-      </w:r>
-      <w:r>
-        <w:rPr>
-          <w:rFonts w:ascii="Arial" w:hAnsi="Arial" w:cs="Arial"/>
-          <w:szCs w:val="24"/>
-        </w:rPr>
-        <w:t>.</w:t>
-      </w:r>
-    </w:p>
-    <w:p>
-      <w:pPr>
         <w:spacing w:after="0" w:line="240" w:lineRule="auto"/>
         <w:rPr>
           <w:rFonts w:ascii="Arial" w:eastAsia="Times New Roman" w:hAnsi="Arial" w:cs="Arial"/>
-          <w:color w:val="215E99" w:themeColor="text2" w:themeTint="BF"/>
+          <w:b/>
+          <w:bCs/>
           <w:kern w:val="0"/>
           <w:szCs w:val="24"/>
           <w:lang w:bidi="ar-SA"/>
           <w14:ligatures w14:val="none"/>
         </w:rPr>
       </w:pPr>
-    </w:p>
-    <w:p>
-      <w:pPr>
-        <w:jc w:val="both"/>
-        <w:rPr>
-          <w:rFonts w:ascii="Arial" w:hAnsi="Arial" w:cs="Arial"/>
-          <w:szCs w:val="24"/>
-        </w:rPr>
-      </w:pPr>
-    </w:p>
-    <w:p>
-      <w:pPr>
-        <w:jc w:val="both"/>
-        <w:rPr>
-          <w:rFonts w:ascii="Arial" w:hAnsi="Arial" w:cs="Arial"/>
-          <w:szCs w:val="24"/>
-        </w:rPr>
-      </w:pPr>
-    </w:p>
-    <w:p>
-      <w:pPr>
-        <w:jc w:val="both"/>
-        <w:rPr>
-          <w:rFonts w:ascii="Arial" w:hAnsi="Arial" w:cs="Arial"/>
-          <w:szCs w:val="24"/>
-        </w:rPr>
-      </w:pPr>
-    </w:p>
-    <w:p>
-      <w:pPr>
-        <w:jc w:val="both"/>
-        <w:rPr>
-          <w:rFonts w:ascii="Arial" w:hAnsi="Arial" w:cs="Arial"/>
-          <w:b/>
-          <w:bCs/>
-          <w:szCs w:val="24"/>
-        </w:rPr>
-      </w:pPr>
-    </w:p>
-    <w:p>
-      <w:pPr>
-        <w:jc w:val="both"/>
-        <w:rPr>
-          <w:rFonts w:ascii="Arial" w:hAnsi="Arial" w:cs="Arial"/>
-          <w:szCs w:val="24"/>
-        </w:rPr>
-      </w:pPr>
+      <w:r>
+        <w:rPr>
+          <w:rFonts w:ascii="Arial" w:eastAsia="Times New Roman" w:hAnsi="Arial" w:cs="Arial"/>
+          <w:b/>
+          <w:bCs/>
+          <w:kern w:val="0"/>
+          <w:szCs w:val="24"/>
+          <w:lang w:bidi="ar-SA"/>
+          <w14:ligatures w14:val="none"/>
+        </w:rPr>
+        <w:t>I want to know for depression can we blood check serotonin level?</w:t>
+      </w:r>
+    </w:p>
+    <w:p>
+      <w:pPr>
+        <w:jc w:val="both"/>
+        <w:rPr>
+          <w:rFonts w:ascii="Arial" w:hAnsi="Arial" w:cs="Arial"/>
+          <w:szCs w:val="24"/>
+        </w:rPr>
+      </w:pPr>
+    </w:p>
+    <w:p>
+      <w:pPr>
+        <w:jc w:val="both"/>
+        <w:rPr>
+          <w:rFonts w:ascii="Arial" w:hAnsi="Arial" w:cs="Arial"/>
+          <w:szCs w:val="24"/>
+        </w:rPr>
+      </w:pPr>
+      <w:r>
+        <w:rPr>
+          <w:rFonts w:ascii="Arial" w:hAnsi="Arial" w:cs="Arial"/>
+          <w:szCs w:val="24"/>
+        </w:rPr>
+        <w:t xml:space="preserve">Short answer: </w:t>
+      </w:r>
+      <w:r>
+        <w:rPr>
+          <w:rFonts w:ascii="Arial" w:hAnsi="Arial" w:cs="Arial"/>
+          <w:b/>
+          <w:bCs/>
+          <w:szCs w:val="24"/>
+        </w:rPr>
+        <w:t>No — you cannot diagnose or assess depression by checking serotonin levels in the blood.</w:t>
+      </w:r>
+      <w:r>
+        <w:rPr>
+          <w:rFonts w:ascii="Arial" w:hAnsi="Arial" w:cs="Arial"/>
+          <w:szCs w:val="24"/>
+        </w:rPr>
+        <w:t xml:space="preserve"> And this isn’t because doctors don’t want to do it; it’s because </w:t>
+      </w:r>
+      <w:r>
+        <w:rPr>
+          <w:rFonts w:ascii="Arial" w:hAnsi="Arial" w:cs="Arial"/>
+          <w:b/>
+          <w:bCs/>
+          <w:szCs w:val="24"/>
+        </w:rPr>
+        <w:t>the test simply doesn’t reflect what’s happening in the brain</w:t>
+      </w:r>
+      <w:r>
+        <w:rPr>
+          <w:rFonts w:ascii="Arial" w:hAnsi="Arial" w:cs="Arial"/>
+          <w:szCs w:val="24"/>
+        </w:rPr>
+        <w:t>.</w:t>
+      </w:r>
+    </w:p>
+    <w:p>
+      <w:pPr>
+        <w:jc w:val="both"/>
+        <w:rPr>
+          <w:rFonts w:ascii="Arial" w:hAnsi="Arial" w:cs="Arial"/>
+          <w:b/>
+          <w:bCs/>
+          <w:szCs w:val="24"/>
+        </w:rPr>
+      </w:pPr>
+      <w:r>
+        <w:rPr>
+          <w:rFonts w:ascii="Arial" w:hAnsi="Arial" w:cs="Arial"/>
+          <w:b/>
+          <w:bCs/>
+          <w:szCs w:val="24"/>
+        </w:rPr>
+        <w:t>Why blood serotonin cannot diagnose depression</w:t>
+      </w:r>
+      <w:r>
+        <w:rPr>
+          <w:rFonts w:ascii="Arial" w:hAnsi="Arial" w:cs="Arial"/>
+          <w:b/>
+          <w:bCs/>
+          <w:szCs w:val="24"/>
+        </w:rPr>
+        <w:t>?</w:t>
+      </w:r>
+    </w:p>
+    <w:p>
+      <w:pPr>
+        <w:numPr>
+          <w:ilvl w:val="0"/>
+          <w:numId w:val="35"/>
+        </w:numPr>
+        <w:jc w:val="both"/>
+        <w:rPr>
+          <w:rFonts w:ascii="Arial" w:hAnsi="Arial" w:cs="Arial"/>
+          <w:szCs w:val="24"/>
+        </w:rPr>
+      </w:pPr>
+      <w:r>
+        <w:rPr>
+          <w:rFonts w:ascii="Arial" w:hAnsi="Arial" w:cs="Arial"/>
+          <w:b/>
+          <w:bCs/>
+          <w:szCs w:val="24"/>
+        </w:rPr>
+        <w:t>Serotonin in blood ≠ serotonin in the brain</w:t>
+      </w:r>
+    </w:p>
+    <w:p>
+      <w:pPr>
+        <w:numPr>
+          <w:ilvl w:val="1"/>
+          <w:numId w:val="35"/>
+        </w:numPr>
+        <w:jc w:val="both"/>
+        <w:rPr>
+          <w:rFonts w:ascii="Arial" w:hAnsi="Arial" w:cs="Arial"/>
+          <w:szCs w:val="24"/>
+        </w:rPr>
+      </w:pPr>
+      <w:r>
+        <w:rPr>
+          <w:rFonts w:ascii="Arial" w:hAnsi="Arial" w:cs="Arial"/>
+          <w:szCs w:val="24"/>
+        </w:rPr>
+        <w:t xml:space="preserve">About </w:t>
+      </w:r>
+      <w:r>
+        <w:rPr>
+          <w:rFonts w:ascii="Arial" w:hAnsi="Arial" w:cs="Arial"/>
+          <w:b/>
+          <w:bCs/>
+          <w:szCs w:val="24"/>
+        </w:rPr>
+        <w:t>95% of serotonin is in the gut</w:t>
+      </w:r>
+      <w:r>
+        <w:rPr>
+          <w:rFonts w:ascii="Arial" w:hAnsi="Arial" w:cs="Arial"/>
+          <w:szCs w:val="24"/>
+        </w:rPr>
+        <w:t>, not the brain.</w:t>
+      </w:r>
+    </w:p>
+    <w:p>
+      <w:pPr>
+        <w:numPr>
+          <w:ilvl w:val="1"/>
+          <w:numId w:val="35"/>
+        </w:numPr>
+        <w:jc w:val="both"/>
+        <w:rPr>
+          <w:rFonts w:ascii="Arial" w:hAnsi="Arial" w:cs="Arial"/>
+          <w:szCs w:val="24"/>
+        </w:rPr>
+      </w:pPr>
+      <w:r>
+        <w:rPr>
+          <w:rFonts w:ascii="Arial" w:hAnsi="Arial" w:cs="Arial"/>
+          <w:szCs w:val="24"/>
+        </w:rPr>
+        <w:t>The tiny amount used in the brain is behind the blood–brain barrier, so blood tests cannot measure it.</w:t>
+      </w:r>
+    </w:p>
+    <w:p>
+      <w:pPr>
+        <w:numPr>
+          <w:ilvl w:val="0"/>
+          <w:numId w:val="35"/>
+        </w:numPr>
+        <w:jc w:val="both"/>
+        <w:rPr>
+          <w:rFonts w:ascii="Arial" w:hAnsi="Arial" w:cs="Arial"/>
+          <w:szCs w:val="24"/>
+        </w:rPr>
+      </w:pPr>
+      <w:r>
+        <w:rPr>
+          <w:rFonts w:ascii="Arial" w:hAnsi="Arial" w:cs="Arial"/>
+          <w:b/>
+          <w:bCs/>
+          <w:szCs w:val="24"/>
+        </w:rPr>
+        <w:t>Depression is not caused by “low serotonin level” alone</w:t>
+      </w:r>
+      <w:r>
+        <w:rPr>
+          <w:rFonts w:ascii="Arial" w:hAnsi="Arial" w:cs="Arial"/>
+          <w:szCs w:val="24"/>
+        </w:rPr>
+        <w:t xml:space="preserve"> Modern research shows depression involves:</w:t>
+      </w:r>
+    </w:p>
+    <w:p>
+      <w:pPr>
+        <w:numPr>
+          <w:ilvl w:val="1"/>
+          <w:numId w:val="35"/>
+        </w:numPr>
+        <w:jc w:val="both"/>
+        <w:rPr>
+          <w:rFonts w:ascii="Arial" w:hAnsi="Arial" w:cs="Arial"/>
+          <w:szCs w:val="24"/>
+        </w:rPr>
+      </w:pPr>
+      <w:r>
+        <w:rPr>
+          <w:rFonts w:ascii="Arial" w:hAnsi="Arial" w:cs="Arial"/>
+          <w:szCs w:val="24"/>
+        </w:rPr>
+        <w:t>Brain circuits</w:t>
+      </w:r>
+    </w:p>
+    <w:p>
+      <w:pPr>
+        <w:numPr>
+          <w:ilvl w:val="1"/>
+          <w:numId w:val="35"/>
+        </w:numPr>
+        <w:jc w:val="both"/>
+        <w:rPr>
+          <w:rFonts w:ascii="Arial" w:hAnsi="Arial" w:cs="Arial"/>
+          <w:szCs w:val="24"/>
+        </w:rPr>
+      </w:pPr>
+      <w:r>
+        <w:rPr>
+          <w:rFonts w:ascii="Arial" w:hAnsi="Arial" w:cs="Arial"/>
+          <w:szCs w:val="24"/>
+        </w:rPr>
+        <w:t>Stress hormones</w:t>
+      </w:r>
+    </w:p>
+    <w:p>
+      <w:pPr>
+        <w:numPr>
+          <w:ilvl w:val="1"/>
+          <w:numId w:val="35"/>
+        </w:numPr>
+        <w:jc w:val="both"/>
+        <w:rPr>
+          <w:rFonts w:ascii="Arial" w:hAnsi="Arial" w:cs="Arial"/>
+          <w:szCs w:val="24"/>
+        </w:rPr>
+      </w:pPr>
+      <w:r>
+        <w:rPr>
+          <w:rFonts w:ascii="Arial" w:hAnsi="Arial" w:cs="Arial"/>
+          <w:szCs w:val="24"/>
+        </w:rPr>
+        <w:t>Inflammation</w:t>
+      </w:r>
+    </w:p>
+    <w:p>
+      <w:pPr>
+        <w:numPr>
+          <w:ilvl w:val="1"/>
+          <w:numId w:val="35"/>
+        </w:numPr>
+        <w:jc w:val="both"/>
+        <w:rPr>
+          <w:rFonts w:ascii="Arial" w:hAnsi="Arial" w:cs="Arial"/>
+          <w:szCs w:val="24"/>
+        </w:rPr>
+      </w:pPr>
+      <w:r>
+        <w:rPr>
+          <w:rFonts w:ascii="Arial" w:hAnsi="Arial" w:cs="Arial"/>
+          <w:szCs w:val="24"/>
+        </w:rPr>
+        <w:t>Genetics</w:t>
+      </w:r>
+    </w:p>
+    <w:p>
+      <w:pPr>
+        <w:numPr>
+          <w:ilvl w:val="1"/>
+          <w:numId w:val="35"/>
+        </w:numPr>
+        <w:jc w:val="both"/>
+        <w:rPr>
+          <w:rFonts w:ascii="Arial" w:hAnsi="Arial" w:cs="Arial"/>
+          <w:szCs w:val="24"/>
+        </w:rPr>
+      </w:pPr>
+      <w:r>
+        <w:rPr>
+          <w:rFonts w:ascii="Arial" w:hAnsi="Arial" w:cs="Arial"/>
+          <w:szCs w:val="24"/>
+        </w:rPr>
+        <w:t>Sleep and lifestyle factors Serotonin is only one small part of a very complex system.</w:t>
+      </w:r>
+    </w:p>
+    <w:p>
+      <w:pPr>
+        <w:rPr>
+          <w:rFonts w:ascii="Arial" w:hAnsi="Arial" w:cs="Arial"/>
+          <w:szCs w:val="24"/>
+        </w:rPr>
+      </w:pPr>
+      <w:r>
+        <w:rPr>
+          <w:rFonts w:ascii="Arial" w:hAnsi="Arial" w:cs="Arial"/>
+          <w:szCs w:val="24"/>
+        </w:rPr>
+        <w:br w:type="page"/>
+      </w:r>
+    </w:p>
+    <w:p>
+      <w:pPr>
+        <w:numPr>
+          <w:ilvl w:val="0"/>
+          <w:numId w:val="35"/>
+        </w:numPr>
+        <w:jc w:val="both"/>
+        <w:rPr>
+          <w:rFonts w:ascii="Arial" w:hAnsi="Arial" w:cs="Arial"/>
+          <w:szCs w:val="24"/>
+        </w:rPr>
+      </w:pPr>
+      <w:r>
+        <w:rPr>
+          <w:rFonts w:ascii="Arial" w:hAnsi="Arial" w:cs="Arial"/>
+          <w:b/>
+          <w:bCs/>
+          <w:szCs w:val="24"/>
+        </w:rPr>
+        <w:lastRenderedPageBreak/>
+        <w:t>Blood serotonin levels vary for many unrelated reasons</w:t>
+      </w:r>
+    </w:p>
+    <w:p>
+      <w:pPr>
+        <w:numPr>
+          <w:ilvl w:val="1"/>
+          <w:numId w:val="35"/>
+        </w:numPr>
+        <w:jc w:val="both"/>
+        <w:rPr>
+          <w:rFonts w:ascii="Arial" w:hAnsi="Arial" w:cs="Arial"/>
+          <w:szCs w:val="24"/>
+        </w:rPr>
+      </w:pPr>
+      <w:r>
+        <w:rPr>
+          <w:rFonts w:ascii="Arial" w:hAnsi="Arial" w:cs="Arial"/>
+          <w:szCs w:val="24"/>
+        </w:rPr>
+        <w:t>Diet</w:t>
+      </w:r>
+    </w:p>
+    <w:p>
+      <w:pPr>
+        <w:numPr>
+          <w:ilvl w:val="1"/>
+          <w:numId w:val="35"/>
+        </w:numPr>
+        <w:jc w:val="both"/>
+        <w:rPr>
+          <w:rFonts w:ascii="Arial" w:hAnsi="Arial" w:cs="Arial"/>
+          <w:szCs w:val="24"/>
+        </w:rPr>
+      </w:pPr>
+      <w:r>
+        <w:rPr>
+          <w:rFonts w:ascii="Arial" w:hAnsi="Arial" w:cs="Arial"/>
+          <w:szCs w:val="24"/>
+        </w:rPr>
+        <w:t>Platelet count</w:t>
+      </w:r>
+    </w:p>
+    <w:p>
+      <w:pPr>
+        <w:numPr>
+          <w:ilvl w:val="1"/>
+          <w:numId w:val="35"/>
+        </w:numPr>
+        <w:jc w:val="both"/>
+        <w:rPr>
+          <w:rFonts w:ascii="Arial" w:hAnsi="Arial" w:cs="Arial"/>
+          <w:szCs w:val="24"/>
+        </w:rPr>
+      </w:pPr>
+      <w:r>
+        <w:rPr>
+          <w:rFonts w:ascii="Arial" w:hAnsi="Arial" w:cs="Arial"/>
+          <w:szCs w:val="24"/>
+        </w:rPr>
+        <w:t>Gut activity</w:t>
+      </w:r>
+    </w:p>
+    <w:p>
+      <w:pPr>
+        <w:numPr>
+          <w:ilvl w:val="1"/>
+          <w:numId w:val="35"/>
+        </w:numPr>
+        <w:jc w:val="both"/>
+        <w:rPr>
+          <w:rFonts w:ascii="Arial" w:hAnsi="Arial" w:cs="Arial"/>
+          <w:szCs w:val="24"/>
+        </w:rPr>
+      </w:pPr>
+      <w:r>
+        <w:rPr>
+          <w:rFonts w:ascii="Arial" w:hAnsi="Arial" w:cs="Arial"/>
+          <w:szCs w:val="24"/>
+        </w:rPr>
+        <w:t>Medications So even if you measure it, the number is meaningless for mental health.</w:t>
+      </w:r>
+    </w:p>
+    <w:p>
+      <w:pPr>
+        <w:jc w:val="both"/>
+        <w:rPr>
+          <w:rFonts w:ascii="Arial" w:hAnsi="Arial" w:cs="Arial"/>
+          <w:szCs w:val="24"/>
+        </w:rPr>
+      </w:pPr>
+    </w:p>
+    <w:p>
+      <w:pPr>
+        <w:jc w:val="both"/>
+        <w:rPr>
+          <w:rFonts w:ascii="Arial" w:hAnsi="Arial" w:cs="Arial"/>
+          <w:b/>
+          <w:bCs/>
+          <w:szCs w:val="24"/>
+        </w:rPr>
+      </w:pPr>
+      <w:r>
+        <w:rPr>
+          <w:rFonts w:ascii="Arial" w:hAnsi="Arial" w:cs="Arial"/>
+          <w:b/>
+          <w:bCs/>
+          <w:szCs w:val="24"/>
+        </w:rPr>
+        <w:t xml:space="preserve">Are there </w:t>
+      </w:r>
+      <w:r>
+        <w:rPr>
+          <w:rFonts w:ascii="Arial" w:hAnsi="Arial" w:cs="Arial"/>
+          <w:b/>
+          <w:bCs/>
+          <w:i/>
+          <w:iCs/>
+          <w:szCs w:val="24"/>
+        </w:rPr>
+        <w:t>any</w:t>
+      </w:r>
+      <w:r>
+        <w:rPr>
+          <w:rFonts w:ascii="Arial" w:hAnsi="Arial" w:cs="Arial"/>
+          <w:b/>
+          <w:bCs/>
+          <w:szCs w:val="24"/>
+        </w:rPr>
+        <w:t xml:space="preserve"> lab tests for depression?</w:t>
+      </w:r>
+    </w:p>
+    <w:p>
+      <w:pPr>
+        <w:jc w:val="both"/>
+        <w:rPr>
+          <w:rFonts w:ascii="Arial" w:hAnsi="Arial" w:cs="Arial"/>
+          <w:szCs w:val="24"/>
+        </w:rPr>
+      </w:pPr>
+      <w:r>
+        <w:rPr>
+          <w:rFonts w:ascii="Arial" w:hAnsi="Arial" w:cs="Arial"/>
+          <w:szCs w:val="24"/>
+        </w:rPr>
+        <w:t xml:space="preserve">Not directly. But doctors sometimes check blood tests to </w:t>
+      </w:r>
+      <w:r>
+        <w:rPr>
+          <w:rFonts w:ascii="Arial" w:hAnsi="Arial" w:cs="Arial"/>
+          <w:b/>
+          <w:bCs/>
+          <w:szCs w:val="24"/>
+        </w:rPr>
+        <w:t>rule out medical causes</w:t>
+      </w:r>
+      <w:r>
+        <w:rPr>
+          <w:rFonts w:ascii="Arial" w:hAnsi="Arial" w:cs="Arial"/>
+          <w:szCs w:val="24"/>
+        </w:rPr>
+        <w:t xml:space="preserve"> that can mimic depression:</w:t>
+      </w:r>
+    </w:p>
+    <w:p>
+      <w:pPr>
+        <w:numPr>
+          <w:ilvl w:val="0"/>
+          <w:numId w:val="36"/>
+        </w:numPr>
+        <w:jc w:val="both"/>
+        <w:rPr>
+          <w:rFonts w:ascii="Arial" w:hAnsi="Arial" w:cs="Arial"/>
+          <w:szCs w:val="24"/>
+        </w:rPr>
+      </w:pPr>
+      <w:r>
+        <w:rPr>
+          <w:rFonts w:ascii="Arial" w:hAnsi="Arial" w:cs="Arial"/>
+          <w:szCs w:val="24"/>
+        </w:rPr>
+        <w:t>Thyroid function (TSH, FT4)</w:t>
+      </w:r>
+    </w:p>
+    <w:p>
+      <w:pPr>
+        <w:numPr>
+          <w:ilvl w:val="0"/>
+          <w:numId w:val="36"/>
+        </w:numPr>
+        <w:jc w:val="both"/>
+        <w:rPr>
+          <w:rFonts w:ascii="Arial" w:hAnsi="Arial" w:cs="Arial"/>
+          <w:szCs w:val="24"/>
+        </w:rPr>
+      </w:pPr>
+      <w:r>
+        <w:rPr>
+          <w:rFonts w:ascii="Arial" w:hAnsi="Arial" w:cs="Arial"/>
+          <w:szCs w:val="24"/>
+        </w:rPr>
+        <w:t>Vitamin B12</w:t>
+      </w:r>
+    </w:p>
+    <w:p>
+      <w:pPr>
+        <w:numPr>
+          <w:ilvl w:val="0"/>
+          <w:numId w:val="36"/>
+        </w:numPr>
+        <w:jc w:val="both"/>
+        <w:rPr>
+          <w:rFonts w:ascii="Arial" w:hAnsi="Arial" w:cs="Arial"/>
+          <w:szCs w:val="24"/>
+        </w:rPr>
+      </w:pPr>
+      <w:r>
+        <w:rPr>
+          <w:rFonts w:ascii="Arial" w:hAnsi="Arial" w:cs="Arial"/>
+          <w:szCs w:val="24"/>
+        </w:rPr>
+        <w:t>Vitamin D</w:t>
+      </w:r>
+    </w:p>
+    <w:p>
+      <w:pPr>
+        <w:numPr>
+          <w:ilvl w:val="0"/>
+          <w:numId w:val="36"/>
+        </w:numPr>
+        <w:jc w:val="both"/>
+        <w:rPr>
+          <w:rFonts w:ascii="Arial" w:hAnsi="Arial" w:cs="Arial"/>
+          <w:szCs w:val="24"/>
+        </w:rPr>
+      </w:pPr>
+      <w:r>
+        <w:rPr>
+          <w:rFonts w:ascii="Arial" w:hAnsi="Arial" w:cs="Arial"/>
+          <w:szCs w:val="24"/>
+        </w:rPr>
+        <w:t>Iron studies</w:t>
+      </w:r>
+    </w:p>
+    <w:p>
+      <w:pPr>
+        <w:numPr>
+          <w:ilvl w:val="0"/>
+          <w:numId w:val="36"/>
+        </w:numPr>
+        <w:jc w:val="both"/>
+        <w:rPr>
+          <w:rFonts w:ascii="Arial" w:hAnsi="Arial" w:cs="Arial"/>
+          <w:szCs w:val="24"/>
+        </w:rPr>
+      </w:pPr>
+      <w:r>
+        <w:rPr>
+          <w:rFonts w:ascii="Arial" w:hAnsi="Arial" w:cs="Arial"/>
+          <w:szCs w:val="24"/>
+        </w:rPr>
+        <w:t>Liver/kidney function</w:t>
+      </w:r>
+    </w:p>
+    <w:p>
+      <w:pPr>
+        <w:numPr>
+          <w:ilvl w:val="0"/>
+          <w:numId w:val="36"/>
+        </w:numPr>
+        <w:jc w:val="both"/>
+        <w:rPr>
+          <w:rFonts w:ascii="Arial" w:hAnsi="Arial" w:cs="Arial"/>
+          <w:szCs w:val="24"/>
+        </w:rPr>
+      </w:pPr>
+      <w:r>
+        <w:rPr>
+          <w:rFonts w:ascii="Arial" w:hAnsi="Arial" w:cs="Arial"/>
+          <w:szCs w:val="24"/>
+        </w:rPr>
+        <w:t>Blood glucose</w:t>
+      </w:r>
+    </w:p>
+    <w:p>
+      <w:pPr>
+        <w:jc w:val="both"/>
+        <w:rPr>
+          <w:rFonts w:ascii="Arial" w:hAnsi="Arial" w:cs="Arial"/>
+          <w:szCs w:val="24"/>
+        </w:rPr>
+      </w:pPr>
+      <w:r>
+        <w:rPr>
+          <w:rFonts w:ascii="Arial" w:hAnsi="Arial" w:cs="Arial"/>
+          <w:szCs w:val="24"/>
+        </w:rPr>
+        <w:t>These tests don’t diagnose depression, but they help ensure symptoms aren’t caused by another treatable condition.</w:t>
+      </w:r>
+    </w:p>
+    <w:p>
+      <w:pPr>
+        <w:jc w:val="both"/>
+        <w:rPr>
+          <w:rFonts w:ascii="Arial" w:hAnsi="Arial" w:cs="Arial"/>
+          <w:szCs w:val="24"/>
+        </w:rPr>
+      </w:pPr>
+    </w:p>
+    <w:p>
+      <w:pPr>
+        <w:jc w:val="both"/>
+        <w:rPr>
+          <w:rFonts w:ascii="Arial" w:hAnsi="Arial" w:cs="Arial"/>
+          <w:b/>
+          <w:bCs/>
+          <w:szCs w:val="24"/>
+        </w:rPr>
+      </w:pPr>
+      <w:r>
+        <w:rPr>
+          <w:rFonts w:ascii="Arial" w:hAnsi="Arial" w:cs="Arial"/>
+          <w:b/>
+          <w:bCs/>
+          <w:szCs w:val="24"/>
+        </w:rPr>
+        <w:t>So how is depression diagnosed?</w:t>
+      </w:r>
+    </w:p>
+    <w:p>
+      <w:pPr>
+        <w:jc w:val="both"/>
+        <w:rPr>
+          <w:rFonts w:ascii="Arial" w:hAnsi="Arial" w:cs="Arial"/>
+          <w:szCs w:val="24"/>
+        </w:rPr>
+      </w:pPr>
+      <w:r>
+        <w:rPr>
+          <w:rFonts w:ascii="Arial" w:hAnsi="Arial" w:cs="Arial"/>
+          <w:szCs w:val="24"/>
+        </w:rPr>
+        <w:t>Through:</w:t>
+      </w:r>
+    </w:p>
+    <w:p>
+      <w:pPr>
+        <w:numPr>
+          <w:ilvl w:val="0"/>
+          <w:numId w:val="37"/>
+        </w:numPr>
+        <w:jc w:val="both"/>
+        <w:rPr>
+          <w:rFonts w:ascii="Arial" w:hAnsi="Arial" w:cs="Arial"/>
+          <w:szCs w:val="24"/>
+        </w:rPr>
+      </w:pPr>
+      <w:r>
+        <w:rPr>
+          <w:rFonts w:ascii="Arial" w:hAnsi="Arial" w:cs="Arial"/>
+          <w:szCs w:val="24"/>
+        </w:rPr>
+        <w:t>Symptoms</w:t>
+      </w:r>
+    </w:p>
+    <w:p>
+      <w:pPr>
+        <w:numPr>
+          <w:ilvl w:val="0"/>
+          <w:numId w:val="37"/>
+        </w:numPr>
+        <w:jc w:val="both"/>
+        <w:rPr>
+          <w:rFonts w:ascii="Arial" w:hAnsi="Arial" w:cs="Arial"/>
+          <w:szCs w:val="24"/>
+        </w:rPr>
+      </w:pPr>
+      <w:r>
+        <w:rPr>
+          <w:rFonts w:ascii="Arial" w:hAnsi="Arial" w:cs="Arial"/>
+          <w:szCs w:val="24"/>
+        </w:rPr>
+        <w:t>Duration</w:t>
+      </w:r>
+    </w:p>
+    <w:p>
+      <w:pPr>
+        <w:numPr>
+          <w:ilvl w:val="0"/>
+          <w:numId w:val="37"/>
+        </w:numPr>
+        <w:jc w:val="both"/>
+        <w:rPr>
+          <w:rFonts w:ascii="Arial" w:hAnsi="Arial" w:cs="Arial"/>
+          <w:szCs w:val="24"/>
+        </w:rPr>
+      </w:pPr>
+      <w:r>
+        <w:rPr>
+          <w:rFonts w:ascii="Arial" w:hAnsi="Arial" w:cs="Arial"/>
+          <w:szCs w:val="24"/>
+        </w:rPr>
+        <w:t>Impact on daily life</w:t>
+      </w:r>
+    </w:p>
+    <w:p>
+      <w:pPr>
+        <w:numPr>
+          <w:ilvl w:val="0"/>
+          <w:numId w:val="37"/>
+        </w:numPr>
+        <w:jc w:val="both"/>
+        <w:rPr>
+          <w:rFonts w:ascii="Arial" w:hAnsi="Arial" w:cs="Arial"/>
+          <w:szCs w:val="24"/>
+        </w:rPr>
+      </w:pPr>
+      <w:r>
+        <w:rPr>
+          <w:rFonts w:ascii="Arial" w:hAnsi="Arial" w:cs="Arial"/>
+          <w:szCs w:val="24"/>
+        </w:rPr>
+        <w:t>Clinical interview with a doctor or psychologist</w:t>
+      </w:r>
+    </w:p>
+    <w:p>
+      <w:pPr>
+        <w:jc w:val="both"/>
+        <w:rPr>
+          <w:rFonts w:ascii="Arial" w:hAnsi="Arial" w:cs="Arial"/>
+          <w:szCs w:val="24"/>
+        </w:rPr>
+      </w:pPr>
+      <w:r>
+        <w:rPr>
+          <w:rFonts w:ascii="Arial" w:hAnsi="Arial" w:cs="Arial"/>
+          <w:szCs w:val="24"/>
+        </w:rPr>
+        <w:t>This is the most reliable and internationally accepted method.</w:t>
+      </w:r>
     </w:p>
     <w:p>
       <w:pPr>
@@ -5947,6 +6473,155 @@
     </w:lvl>
   </w:abstractNum>
   <w:abstractNum w:abstractNumId="4" w15:restartNumberingAfterBreak="0">
+    <w:nsid w:val="06D30231"/>
+    <w:multiLevelType w:val="multilevel"/>
+    <w:tmpl w:val="A1C6C040"/>
+    <w:lvl w:ilvl="0">
+      <w:start w:val="1"/>
+      <w:numFmt w:val="bullet"/>
+      <w:lvlText w:val=""/>
+      <w:lvlJc w:val="left"/>
+      <w:pPr>
+        <w:tabs>
+          <w:tab w:val="num" w:pos="720"/>
+        </w:tabs>
+        <w:ind w:left="720" w:hanging="360"/>
+      </w:pPr>
+      <w:rPr>
+        <w:rFonts w:ascii="Symbol" w:hAnsi="Symbol" w:hint="default"/>
+        <w:sz w:val="20"/>
+      </w:rPr>
+    </w:lvl>
+    <w:lvl w:ilvl="1" w:tentative="1">
+      <w:start w:val="1"/>
+      <w:numFmt w:val="bullet"/>
+      <w:lvlText w:val="o"/>
+      <w:lvlJc w:val="left"/>
+      <w:pPr>
+        <w:tabs>
+          <w:tab w:val="num" w:pos="1440"/>
+        </w:tabs>
+        <w:ind w:left="1440" w:hanging="360"/>
+      </w:pPr>
+      <w:rPr>
+        <w:rFonts w:ascii="Courier New" w:hAnsi="Courier New" w:hint="default"/>
+        <w:sz w:val="20"/>
+      </w:rPr>
+    </w:lvl>
+    <w:lvl w:ilvl="2" w:tentative="1">
+      <w:start w:val="1"/>
+      <w:numFmt w:val="bullet"/>
+      <w:lvlText w:val=""/>
+      <w:lvlJc w:val="left"/>
+      <w:pPr>
+        <w:tabs>
+          <w:tab w:val="num" w:pos="2160"/>
+        </w:tabs>
+        <w:ind w:left="2160" w:hanging="360"/>
+      </w:pPr>
+      <w:rPr>
+        <w:rFonts w:ascii="Wingdings" w:hAnsi="Wingdings" w:hint="default"/>
+        <w:sz w:val="20"/>
+      </w:rPr>
+    </w:lvl>
+    <w:lvl w:ilvl="3" w:tentative="1">
+      <w:start w:val="1"/>
+      <w:numFmt w:val="bullet"/>
+      <w:lvlText w:val=""/>
+      <w:lvlJc w:val="left"/>
+      <w:pPr>
+        <w:tabs>
+          <w:tab w:val="num" w:pos="2880"/>
+        </w:tabs>
+        <w:ind w:left="2880" w:hanging="360"/>
+      </w:pPr>
+      <w:rPr>
+        <w:rFonts w:ascii="Wingdings" w:hAnsi="Wingdings" w:hint="default"/>
+        <w:sz w:val="20"/>
+      </w:rPr>
+    </w:lvl>
+    <w:lvl w:ilvl="4" w:tentative="1">
+      <w:start w:val="1"/>
+      <w:numFmt w:val="bullet"/>
+      <w:lvlText w:val=""/>
+      <w:lvlJc w:val="left"/>
+      <w:pPr>
+        <w:tabs>
+          <w:tab w:val="num" w:pos="3600"/>
+        </w:tabs>
+        <w:ind w:left="3600" w:hanging="360"/>
+      </w:pPr>
+      <w:rPr>
+        <w:rFonts w:ascii="Wingdings" w:hAnsi="Wingdings" w:hint="default"/>
+        <w:sz w:val="20"/>
+      </w:rPr>
+    </w:lvl>
+    <w:lvl w:ilvl="5" w:tentative="1">
+      <w:start w:val="1"/>
+      <w:numFmt w:val="bullet"/>
+      <w:lvlText w:val=""/>
+      <w:lvlJc w:val="left"/>
+      <w:pPr>
+        <w:tabs>
+          <w:tab w:val="num" w:pos="4320"/>
+        </w:tabs>
+        <w:ind w:left="4320" w:hanging="360"/>
+      </w:pPr>
+      <w:rPr>
+        <w:rFonts w:ascii="Wingdings" w:hAnsi="Wingdings" w:hint="default"/>
+        <w:sz w:val="20"/>
+      </w:rPr>
+    </w:lvl>
+    <w:lvl w:ilvl="6" w:tentative="1">
+      <w:start w:val="1"/>
+      <w:numFmt w:val="bullet"/>
+      <w:lvlText w:val=""/>
+      <w:lvlJc w:val="left"/>
+      <w:pPr>
+        <w:tabs>
+          <w:tab w:val="num" w:pos="5040"/>
+        </w:tabs>
+        <w:ind w:left="5040" w:hanging="360"/>
+      </w:pPr>
+      <w:rPr>
+        <w:rFonts w:ascii="Wingdings" w:hAnsi="Wingdings" w:hint="default"/>
+        <w:sz w:val="20"/>
+      </w:rPr>
+    </w:lvl>
+    <w:lvl w:ilvl="7" w:tentative="1">
+      <w:start w:val="1"/>
+      <w:numFmt w:val="bullet"/>
+      <w:lvlText w:val=""/>
+      <w:lvlJc w:val="left"/>
+      <w:pPr>
+        <w:tabs>
+          <w:tab w:val="num" w:pos="5760"/>
+        </w:tabs>
+        <w:ind w:left="5760" w:hanging="360"/>
+      </w:pPr>
+      <w:rPr>
+        <w:rFonts w:ascii="Wingdings" w:hAnsi="Wingdings" w:hint="default"/>
+        <w:sz w:val="20"/>
+      </w:rPr>
+    </w:lvl>
+    <w:lvl w:ilvl="8" w:tentative="1">
+      <w:start w:val="1"/>
+      <w:numFmt w:val="bullet"/>
+      <w:lvlText w:val=""/>
+      <w:lvlJc w:val="left"/>
+      <w:pPr>
+        <w:tabs>
+          <w:tab w:val="num" w:pos="6480"/>
+        </w:tabs>
+        <w:ind w:left="6480" w:hanging="360"/>
+      </w:pPr>
+      <w:rPr>
+        <w:rFonts w:ascii="Wingdings" w:hAnsi="Wingdings" w:hint="default"/>
+        <w:sz w:val="20"/>
+      </w:rPr>
+    </w:lvl>
+  </w:abstractNum>
+  <w:abstractNum w:abstractNumId="5" w15:restartNumberingAfterBreak="0">
     <w:nsid w:val="06DB3288"/>
     <w:multiLevelType w:val="multilevel"/>
     <w:tmpl w:val="B32E607C"/>
@@ -6095,7 +6770,7 @@
       </w:rPr>
     </w:lvl>
   </w:abstractNum>
-  <w:abstractNum w:abstractNumId="5" w15:restartNumberingAfterBreak="0">
+  <w:abstractNum w:abstractNumId="6" w15:restartNumberingAfterBreak="0">
     <w:nsid w:val="0B3A66AD"/>
     <w:multiLevelType w:val="multilevel"/>
     <w:tmpl w:val="A308ED74"/>
@@ -6244,7 +6919,7 @@
       </w:rPr>
     </w:lvl>
   </w:abstractNum>
-  <w:abstractNum w:abstractNumId="6" w15:restartNumberingAfterBreak="0">
+  <w:abstractNum w:abstractNumId="7" w15:restartNumberingAfterBreak="0">
     <w:nsid w:val="0C27561E"/>
     <w:multiLevelType w:val="multilevel"/>
     <w:tmpl w:val="27320B1C"/>
@@ -6393,7 +7068,7 @@
       </w:rPr>
     </w:lvl>
   </w:abstractNum>
-  <w:abstractNum w:abstractNumId="7" w15:restartNumberingAfterBreak="0">
+  <w:abstractNum w:abstractNumId="8" w15:restartNumberingAfterBreak="0">
     <w:nsid w:val="0F8B0A5D"/>
     <w:multiLevelType w:val="multilevel"/>
     <w:tmpl w:val="6DC6A852"/>
@@ -6542,7 +7217,7 @@
       </w:rPr>
     </w:lvl>
   </w:abstractNum>
-  <w:abstractNum w:abstractNumId="8" w15:restartNumberingAfterBreak="0">
+  <w:abstractNum w:abstractNumId="9" w15:restartNumberingAfterBreak="0">
     <w:nsid w:val="156B65DA"/>
     <w:multiLevelType w:val="multilevel"/>
     <w:tmpl w:val="34365A4C"/>
@@ -6691,7 +7366,7 @@
       </w:rPr>
     </w:lvl>
   </w:abstractNum>
-  <w:abstractNum w:abstractNumId="9" w15:restartNumberingAfterBreak="0">
+  <w:abstractNum w:abstractNumId="10" w15:restartNumberingAfterBreak="0">
     <w:nsid w:val="24FD3CD4"/>
     <w:multiLevelType w:val="multilevel"/>
     <w:tmpl w:val="B4222B9A"/>
@@ -6840,7 +7515,7 @@
       </w:rPr>
     </w:lvl>
   </w:abstractNum>
-  <w:abstractNum w:abstractNumId="10" w15:restartNumberingAfterBreak="0">
+  <w:abstractNum w:abstractNumId="11" w15:restartNumberingAfterBreak="0">
     <w:nsid w:val="26913007"/>
     <w:multiLevelType w:val="multilevel"/>
     <w:tmpl w:val="823A87A0"/>
@@ -6989,7 +7664,7 @@
       </w:rPr>
     </w:lvl>
   </w:abstractNum>
-  <w:abstractNum w:abstractNumId="11" w15:restartNumberingAfterBreak="0">
+  <w:abstractNum w:abstractNumId="12" w15:restartNumberingAfterBreak="0">
     <w:nsid w:val="29696966"/>
     <w:multiLevelType w:val="multilevel"/>
     <w:tmpl w:val="8200E392"/>
@@ -7138,7 +7813,7 @@
       </w:rPr>
     </w:lvl>
   </w:abstractNum>
-  <w:abstractNum w:abstractNumId="12" w15:restartNumberingAfterBreak="0">
+  <w:abstractNum w:abstractNumId="13" w15:restartNumberingAfterBreak="0">
     <w:nsid w:val="298105F7"/>
     <w:multiLevelType w:val="multilevel"/>
     <w:tmpl w:val="2DD24CC0"/>
@@ -7287,7 +7962,7 @@
       </w:rPr>
     </w:lvl>
   </w:abstractNum>
-  <w:abstractNum w:abstractNumId="13" w15:restartNumberingAfterBreak="0">
+  <w:abstractNum w:abstractNumId="14" w15:restartNumberingAfterBreak="0">
     <w:nsid w:val="31D045AD"/>
     <w:multiLevelType w:val="multilevel"/>
     <w:tmpl w:val="8CB0B242"/>
@@ -7436,7 +8111,7 @@
       </w:rPr>
     </w:lvl>
   </w:abstractNum>
-  <w:abstractNum w:abstractNumId="14" w15:restartNumberingAfterBreak="0">
+  <w:abstractNum w:abstractNumId="15" w15:restartNumberingAfterBreak="0">
     <w:nsid w:val="3AB16012"/>
     <w:multiLevelType w:val="multilevel"/>
     <w:tmpl w:val="BD26E47C"/>
@@ -7585,7 +8260,124 @@
       </w:rPr>
     </w:lvl>
   </w:abstractNum>
-  <w:abstractNum w:abstractNumId="15" w15:restartNumberingAfterBreak="0">
+  <w:abstractNum w:abstractNumId="16" w15:restartNumberingAfterBreak="0">
+    <w:nsid w:val="3F6254D4"/>
+    <w:multiLevelType w:val="multilevel"/>
+    <w:tmpl w:val="1ABE50E0"/>
+    <w:lvl w:ilvl="0">
+      <w:start w:val="1"/>
+      <w:numFmt w:val="decimal"/>
+      <w:lvlText w:val="%1."/>
+      <w:lvlJc w:val="left"/>
+      <w:pPr>
+        <w:tabs>
+          <w:tab w:val="num" w:pos="720"/>
+        </w:tabs>
+        <w:ind w:left="720" w:hanging="360"/>
+      </w:pPr>
+    </w:lvl>
+    <w:lvl w:ilvl="1">
+      <w:start w:val="1"/>
+      <w:numFmt w:val="bullet"/>
+      <w:lvlText w:val="o"/>
+      <w:lvlJc w:val="left"/>
+      <w:pPr>
+        <w:tabs>
+          <w:tab w:val="num" w:pos="1440"/>
+        </w:tabs>
+        <w:ind w:left="1440" w:hanging="360"/>
+      </w:pPr>
+      <w:rPr>
+        <w:rFonts w:ascii="Courier New" w:hAnsi="Courier New" w:hint="default"/>
+        <w:sz w:val="20"/>
+      </w:rPr>
+    </w:lvl>
+    <w:lvl w:ilvl="2" w:tentative="1">
+      <w:start w:val="1"/>
+      <w:numFmt w:val="decimal"/>
+      <w:lvlText w:val="%3."/>
+      <w:lvlJc w:val="left"/>
+      <w:pPr>
+        <w:tabs>
+          <w:tab w:val="num" w:pos="2160"/>
+        </w:tabs>
+        <w:ind w:left="2160" w:hanging="360"/>
+      </w:pPr>
+    </w:lvl>
+    <w:lvl w:ilvl="3" w:tentative="1">
+      <w:start w:val="1"/>
+      <w:numFmt w:val="decimal"/>
+      <w:lvlText w:val="%4."/>
+      <w:lvlJc w:val="left"/>
+      <w:pPr>
+        <w:tabs>
+          <w:tab w:val="num" w:pos="2880"/>
+        </w:tabs>
+        <w:ind w:left="2880" w:hanging="360"/>
+      </w:pPr>
+    </w:lvl>
+    <w:lvl w:ilvl="4" w:tentative="1">
+      <w:start w:val="1"/>
+      <w:numFmt w:val="decimal"/>
+      <w:lvlText w:val="%5."/>
+      <w:lvlJc w:val="left"/>
+      <w:pPr>
+        <w:tabs>
+          <w:tab w:val="num" w:pos="3600"/>
+        </w:tabs>
+        <w:ind w:left="3600" w:hanging="360"/>
+      </w:pPr>
+    </w:lvl>
+    <w:lvl w:ilvl="5" w:tentative="1">
+      <w:start w:val="1"/>
+      <w:numFmt w:val="decimal"/>
+      <w:lvlText w:val="%6."/>
+      <w:lvlJc w:val="left"/>
+      <w:pPr>
+        <w:tabs>
+          <w:tab w:val="num" w:pos="4320"/>
+        </w:tabs>
+        <w:ind w:left="4320" w:hanging="360"/>
+      </w:pPr>
+    </w:lvl>
+    <w:lvl w:ilvl="6" w:tentative="1">
+      <w:start w:val="1"/>
+      <w:numFmt w:val="decimal"/>
+      <w:lvlText w:val="%7."/>
+      <w:lvlJc w:val="left"/>
+      <w:pPr>
+        <w:tabs>
+          <w:tab w:val="num" w:pos="5040"/>
+        </w:tabs>
+        <w:ind w:left="5040" w:hanging="360"/>
+      </w:pPr>
+    </w:lvl>
+    <w:lvl w:ilvl="7" w:tentative="1">
+      <w:start w:val="1"/>
+      <w:numFmt w:val="decimal"/>
+      <w:lvlText w:val="%8."/>
+      <w:lvlJc w:val="left"/>
+      <w:pPr>
+        <w:tabs>
+          <w:tab w:val="num" w:pos="5760"/>
+        </w:tabs>
+        <w:ind w:left="5760" w:hanging="360"/>
+      </w:pPr>
+    </w:lvl>
+    <w:lvl w:ilvl="8" w:tentative="1">
+      <w:start w:val="1"/>
+      <w:numFmt w:val="decimal"/>
+      <w:lvlText w:val="%9."/>
+      <w:lvlJc w:val="left"/>
+      <w:pPr>
+        <w:tabs>
+          <w:tab w:val="num" w:pos="6480"/>
+        </w:tabs>
+        <w:ind w:left="6480" w:hanging="360"/>
+      </w:pPr>
+    </w:lvl>
+  </w:abstractNum>
+  <w:abstractNum w:abstractNumId="17" w15:restartNumberingAfterBreak="0">
     <w:nsid w:val="3F944C45"/>
     <w:multiLevelType w:val="multilevel"/>
     <w:tmpl w:val="953E1A30"/>
@@ -7734,7 +8526,7 @@
       </w:rPr>
     </w:lvl>
   </w:abstractNum>
-  <w:abstractNum w:abstractNumId="16" w15:restartNumberingAfterBreak="0">
+  <w:abstractNum w:abstractNumId="18" w15:restartNumberingAfterBreak="0">
     <w:nsid w:val="47E26100"/>
     <w:multiLevelType w:val="multilevel"/>
     <w:tmpl w:val="05142148"/>
@@ -7883,7 +8675,7 @@
       </w:rPr>
     </w:lvl>
   </w:abstractNum>
-  <w:abstractNum w:abstractNumId="17" w15:restartNumberingAfterBreak="0">
+  <w:abstractNum w:abstractNumId="19" w15:restartNumberingAfterBreak="0">
     <w:nsid w:val="4B65350E"/>
     <w:multiLevelType w:val="multilevel"/>
     <w:tmpl w:val="1CD20C6E"/>
@@ -8032,7 +8824,7 @@
       </w:rPr>
     </w:lvl>
   </w:abstractNum>
-  <w:abstractNum w:abstractNumId="18" w15:restartNumberingAfterBreak="0">
+  <w:abstractNum w:abstractNumId="20" w15:restartNumberingAfterBreak="0">
     <w:nsid w:val="4DA44DB6"/>
     <w:multiLevelType w:val="multilevel"/>
     <w:tmpl w:val="FBE40E7E"/>
@@ -8181,7 +8973,7 @@
       </w:rPr>
     </w:lvl>
   </w:abstractNum>
-  <w:abstractNum w:abstractNumId="19" w15:restartNumberingAfterBreak="0">
+  <w:abstractNum w:abstractNumId="21" w15:restartNumberingAfterBreak="0">
     <w:nsid w:val="4FB4730A"/>
     <w:multiLevelType w:val="multilevel"/>
     <w:tmpl w:val="38800132"/>
@@ -8330,7 +9122,7 @@
       </w:rPr>
     </w:lvl>
   </w:abstractNum>
-  <w:abstractNum w:abstractNumId="20" w15:restartNumberingAfterBreak="0">
+  <w:abstractNum w:abstractNumId="22" w15:restartNumberingAfterBreak="0">
     <w:nsid w:val="56D73848"/>
     <w:multiLevelType w:val="multilevel"/>
     <w:tmpl w:val="C7FC9EB0"/>
@@ -8479,7 +9271,7 @@
       </w:rPr>
     </w:lvl>
   </w:abstractNum>
-  <w:abstractNum w:abstractNumId="21" w15:restartNumberingAfterBreak="0">
+  <w:abstractNum w:abstractNumId="23" w15:restartNumberingAfterBreak="0">
     <w:nsid w:val="576E552D"/>
     <w:multiLevelType w:val="multilevel"/>
     <w:tmpl w:val="BCF8255C"/>
@@ -8628,7 +9420,7 @@
       </w:rPr>
     </w:lvl>
   </w:abstractNum>
-  <w:abstractNum w:abstractNumId="22" w15:restartNumberingAfterBreak="0">
+  <w:abstractNum w:abstractNumId="24" w15:restartNumberingAfterBreak="0">
     <w:nsid w:val="5A617B2A"/>
     <w:multiLevelType w:val="multilevel"/>
     <w:tmpl w:val="BB10CB8E"/>
@@ -8777,7 +9569,156 @@
       </w:rPr>
     </w:lvl>
   </w:abstractNum>
-  <w:abstractNum w:abstractNumId="23" w15:restartNumberingAfterBreak="0">
+  <w:abstractNum w:abstractNumId="25" w15:restartNumberingAfterBreak="0">
+    <w:nsid w:val="5D764588"/>
+    <w:multiLevelType w:val="multilevel"/>
+    <w:tmpl w:val="851AD63C"/>
+    <w:lvl w:ilvl="0">
+      <w:start w:val="1"/>
+      <w:numFmt w:val="bullet"/>
+      <w:lvlText w:val=""/>
+      <w:lvlJc w:val="left"/>
+      <w:pPr>
+        <w:tabs>
+          <w:tab w:val="num" w:pos="720"/>
+        </w:tabs>
+        <w:ind w:left="720" w:hanging="360"/>
+      </w:pPr>
+      <w:rPr>
+        <w:rFonts w:ascii="Symbol" w:hAnsi="Symbol" w:hint="default"/>
+        <w:sz w:val="20"/>
+      </w:rPr>
+    </w:lvl>
+    <w:lvl w:ilvl="1" w:tentative="1">
+      <w:start w:val="1"/>
+      <w:numFmt w:val="bullet"/>
+      <w:lvlText w:val="o"/>
+      <w:lvlJc w:val="left"/>
+      <w:pPr>
+        <w:tabs>
+          <w:tab w:val="num" w:pos="1440"/>
+        </w:tabs>
+        <w:ind w:left="1440" w:hanging="360"/>
+      </w:pPr>
+      <w:rPr>
+        <w:rFonts w:ascii="Courier New" w:hAnsi="Courier New" w:hint="default"/>
+        <w:sz w:val="20"/>
+      </w:rPr>
+    </w:lvl>
+    <w:lvl w:ilvl="2" w:tentative="1">
+      <w:start w:val="1"/>
+      <w:numFmt w:val="bullet"/>
+      <w:lvlText w:val=""/>
+      <w:lvlJc w:val="left"/>
+      <w:pPr>
+        <w:tabs>
+          <w:tab w:val="num" w:pos="2160"/>
+        </w:tabs>
+        <w:ind w:left="2160" w:hanging="360"/>
+      </w:pPr>
+      <w:rPr>
+        <w:rFonts w:ascii="Wingdings" w:hAnsi="Wingdings" w:hint="default"/>
+        <w:sz w:val="20"/>
+      </w:rPr>
+    </w:lvl>
+    <w:lvl w:ilvl="3" w:tentative="1">
+      <w:start w:val="1"/>
+      <w:numFmt w:val="bullet"/>
+      <w:lvlText w:val=""/>
+      <w:lvlJc w:val="left"/>
+      <w:pPr>
+        <w:tabs>
+          <w:tab w:val="num" w:pos="2880"/>
+        </w:tabs>
+        <w:ind w:left="2880" w:hanging="360"/>
+      </w:pPr>
+      <w:rPr>
+        <w:rFonts w:ascii="Wingdings" w:hAnsi="Wingdings" w:hint="default"/>
+        <w:sz w:val="20"/>
+      </w:rPr>
+    </w:lvl>
+    <w:lvl w:ilvl="4" w:tentative="1">
+      <w:start w:val="1"/>
+      <w:numFmt w:val="bullet"/>
+      <w:lvlText w:val=""/>
+      <w:lvlJc w:val="left"/>
+      <w:pPr>
+        <w:tabs>
+          <w:tab w:val="num" w:pos="3600"/>
+        </w:tabs>
+        <w:ind w:left="3600" w:hanging="360"/>
+      </w:pPr>
+      <w:rPr>
+        <w:rFonts w:ascii="Wingdings" w:hAnsi="Wingdings" w:hint="default"/>
+        <w:sz w:val="20"/>
+      </w:rPr>
+    </w:lvl>
+    <w:lvl w:ilvl="5" w:tentative="1">
+      <w:start w:val="1"/>
+      <w:numFmt w:val="bullet"/>
+      <w:lvlText w:val=""/>
+      <w:lvlJc w:val="left"/>
+      <w:pPr>
+        <w:tabs>
+          <w:tab w:val="num" w:pos="4320"/>
+        </w:tabs>
+        <w:ind w:left="4320" w:hanging="360"/>
+      </w:pPr>
+      <w:rPr>
+        <w:rFonts w:ascii="Wingdings" w:hAnsi="Wingdings" w:hint="default"/>
+        <w:sz w:val="20"/>
+      </w:rPr>
+    </w:lvl>
+    <w:lvl w:ilvl="6" w:tentative="1">
+      <w:start w:val="1"/>
+      <w:numFmt w:val="bullet"/>
+      <w:lvlText w:val=""/>
+      <w:lvlJc w:val="left"/>
+      <w:pPr>
+        <w:tabs>
+          <w:tab w:val="num" w:pos="5040"/>
+        </w:tabs>
+        <w:ind w:left="5040" w:hanging="360"/>
+      </w:pPr>
+      <w:rPr>
+        <w:rFonts w:ascii="Wingdings" w:hAnsi="Wingdings" w:hint="default"/>
+        <w:sz w:val="20"/>
+      </w:rPr>
+    </w:lvl>
+    <w:lvl w:ilvl="7" w:tentative="1">
+      <w:start w:val="1"/>
+      <w:numFmt w:val="bullet"/>
+      <w:lvlText w:val=""/>
+      <w:lvlJc w:val="left"/>
+      <w:pPr>
+        <w:tabs>
+          <w:tab w:val="num" w:pos="5760"/>
+        </w:tabs>
+        <w:ind w:left="5760" w:hanging="360"/>
+      </w:pPr>
+      <w:rPr>
+        <w:rFonts w:ascii="Wingdings" w:hAnsi="Wingdings" w:hint="default"/>
+        <w:sz w:val="20"/>
+      </w:rPr>
+    </w:lvl>
+    <w:lvl w:ilvl="8" w:tentative="1">
+      <w:start w:val="1"/>
+      <w:numFmt w:val="bullet"/>
+      <w:lvlText w:val=""/>
+      <w:lvlJc w:val="left"/>
+      <w:pPr>
+        <w:tabs>
+          <w:tab w:val="num" w:pos="6480"/>
+        </w:tabs>
+        <w:ind w:left="6480" w:hanging="360"/>
+      </w:pPr>
+      <w:rPr>
+        <w:rFonts w:ascii="Wingdings" w:hAnsi="Wingdings" w:hint="default"/>
+        <w:sz w:val="20"/>
+      </w:rPr>
+    </w:lvl>
+  </w:abstractNum>
+  <w:abstractNum w:abstractNumId="26" w15:restartNumberingAfterBreak="0">
     <w:nsid w:val="60D507C9"/>
     <w:multiLevelType w:val="multilevel"/>
     <w:tmpl w:val="9C889410"/>
@@ -8926,7 +9867,7 @@
       </w:rPr>
     </w:lvl>
   </w:abstractNum>
-  <w:abstractNum w:abstractNumId="24" w15:restartNumberingAfterBreak="0">
+  <w:abstractNum w:abstractNumId="27" w15:restartNumberingAfterBreak="0">
     <w:nsid w:val="62453427"/>
     <w:multiLevelType w:val="multilevel"/>
     <w:tmpl w:val="184A2BC6"/>
@@ -9075,7 +10016,7 @@
       </w:rPr>
     </w:lvl>
   </w:abstractNum>
-  <w:abstractNum w:abstractNumId="25" w15:restartNumberingAfterBreak="0">
+  <w:abstractNum w:abstractNumId="28" w15:restartNumberingAfterBreak="0">
     <w:nsid w:val="6BE03102"/>
     <w:multiLevelType w:val="multilevel"/>
     <w:tmpl w:val="869CA196"/>
@@ -9220,7 +10161,7 @@
       </w:rPr>
     </w:lvl>
   </w:abstractNum>
-  <w:abstractNum w:abstractNumId="26" w15:restartNumberingAfterBreak="0">
+  <w:abstractNum w:abstractNumId="29" w15:restartNumberingAfterBreak="0">
     <w:nsid w:val="6D010DDA"/>
     <w:multiLevelType w:val="multilevel"/>
     <w:tmpl w:val="13F63B9C"/>
@@ -9369,7 +10310,7 @@
       </w:rPr>
     </w:lvl>
   </w:abstractNum>
-  <w:abstractNum w:abstractNumId="27" w15:restartNumberingAfterBreak="0">
+  <w:abstractNum w:abstractNumId="30" w15:restartNumberingAfterBreak="0">
     <w:nsid w:val="6F2F3267"/>
     <w:multiLevelType w:val="multilevel"/>
     <w:tmpl w:val="9DFE8ADE"/>
@@ -9518,7 +10459,7 @@
       </w:rPr>
     </w:lvl>
   </w:abstractNum>
-  <w:abstractNum w:abstractNumId="28" w15:restartNumberingAfterBreak="0">
+  <w:abstractNum w:abstractNumId="31" w15:restartNumberingAfterBreak="0">
     <w:nsid w:val="6F6C5B11"/>
     <w:multiLevelType w:val="multilevel"/>
     <w:tmpl w:val="DAA6D1E6"/>
@@ -9667,7 +10608,7 @@
       </w:rPr>
     </w:lvl>
   </w:abstractNum>
-  <w:abstractNum w:abstractNumId="29" w15:restartNumberingAfterBreak="0">
+  <w:abstractNum w:abstractNumId="32" w15:restartNumberingAfterBreak="0">
     <w:nsid w:val="6F6E0EEB"/>
     <w:multiLevelType w:val="multilevel"/>
     <w:tmpl w:val="E10ACC82"/>
@@ -9816,7 +10757,7 @@
       </w:rPr>
     </w:lvl>
   </w:abstractNum>
-  <w:abstractNum w:abstractNumId="30" w15:restartNumberingAfterBreak="0">
+  <w:abstractNum w:abstractNumId="33" w15:restartNumberingAfterBreak="0">
     <w:nsid w:val="75CD16D5"/>
     <w:multiLevelType w:val="multilevel"/>
     <w:tmpl w:val="503EAC66"/>
@@ -9965,7 +10906,7 @@
       </w:rPr>
     </w:lvl>
   </w:abstractNum>
-  <w:abstractNum w:abstractNumId="31" w15:restartNumberingAfterBreak="0">
+  <w:abstractNum w:abstractNumId="34" w15:restartNumberingAfterBreak="0">
     <w:nsid w:val="78DE3B7E"/>
     <w:multiLevelType w:val="multilevel"/>
     <w:tmpl w:val="1AEA0216"/>
@@ -10114,7 +11055,7 @@
       </w:rPr>
     </w:lvl>
   </w:abstractNum>
-  <w:abstractNum w:abstractNumId="32" w15:restartNumberingAfterBreak="0">
+  <w:abstractNum w:abstractNumId="35" w15:restartNumberingAfterBreak="0">
     <w:nsid w:val="7C58147E"/>
     <w:multiLevelType w:val="multilevel"/>
     <w:tmpl w:val="BAE8D62E"/>
@@ -10263,7 +11204,7 @@
       </w:rPr>
     </w:lvl>
   </w:abstractNum>
-  <w:abstractNum w:abstractNumId="33" w15:restartNumberingAfterBreak="0">
+  <w:abstractNum w:abstractNumId="36" w15:restartNumberingAfterBreak="0">
     <w:nsid w:val="7FAB2AA6"/>
     <w:multiLevelType w:val="multilevel"/>
     <w:tmpl w:val="B734CFAA"/>
@@ -10413,106 +11354,115 @@
     </w:lvl>
   </w:abstractNum>
   <w:num w:numId="1" w16cid:durableId="947663483">
-    <w:abstractNumId w:val="18"/>
+    <w:abstractNumId w:val="20"/>
   </w:num>
   <w:num w:numId="2" w16cid:durableId="2083017446">
-    <w:abstractNumId w:val="12"/>
+    <w:abstractNumId w:val="13"/>
   </w:num>
   <w:num w:numId="3" w16cid:durableId="1538852885">
     <w:abstractNumId w:val="0"/>
   </w:num>
   <w:num w:numId="4" w16cid:durableId="470290121">
-    <w:abstractNumId w:val="17"/>
+    <w:abstractNumId w:val="19"/>
   </w:num>
   <w:num w:numId="5" w16cid:durableId="2144690946">
-    <w:abstractNumId w:val="25"/>
+    <w:abstractNumId w:val="28"/>
   </w:num>
   <w:num w:numId="6" w16cid:durableId="1064837275">
-    <w:abstractNumId w:val="8"/>
+    <w:abstractNumId w:val="9"/>
   </w:num>
   <w:num w:numId="7" w16cid:durableId="529031121">
-    <w:abstractNumId w:val="19"/>
+    <w:abstractNumId w:val="21"/>
   </w:num>
   <w:num w:numId="8" w16cid:durableId="9139938">
-    <w:abstractNumId w:val="11"/>
+    <w:abstractNumId w:val="12"/>
   </w:num>
   <w:num w:numId="9" w16cid:durableId="1441857">
     <w:abstractNumId w:val="3"/>
   </w:num>
   <w:num w:numId="10" w16cid:durableId="314647811">
-    <w:abstractNumId w:val="14"/>
+    <w:abstractNumId w:val="15"/>
   </w:num>
   <w:num w:numId="11" w16cid:durableId="2110924598">
-    <w:abstractNumId w:val="4"/>
+    <w:abstractNumId w:val="5"/>
   </w:num>
   <w:num w:numId="12" w16cid:durableId="968971221">
-    <w:abstractNumId w:val="30"/>
+    <w:abstractNumId w:val="33"/>
   </w:num>
   <w:num w:numId="13" w16cid:durableId="1485271440">
-    <w:abstractNumId w:val="23"/>
+    <w:abstractNumId w:val="26"/>
   </w:num>
   <w:num w:numId="14" w16cid:durableId="578292414">
     <w:abstractNumId w:val="2"/>
   </w:num>
   <w:num w:numId="15" w16cid:durableId="214242341">
-    <w:abstractNumId w:val="15"/>
+    <w:abstractNumId w:val="17"/>
   </w:num>
   <w:num w:numId="16" w16cid:durableId="726032869">
-    <w:abstractNumId w:val="20"/>
+    <w:abstractNumId w:val="22"/>
   </w:num>
   <w:num w:numId="17" w16cid:durableId="367218529">
-    <w:abstractNumId w:val="16"/>
+    <w:abstractNumId w:val="18"/>
   </w:num>
   <w:num w:numId="18" w16cid:durableId="333000676">
-    <w:abstractNumId w:val="9"/>
+    <w:abstractNumId w:val="10"/>
   </w:num>
   <w:num w:numId="19" w16cid:durableId="301814545">
-    <w:abstractNumId w:val="33"/>
+    <w:abstractNumId w:val="36"/>
   </w:num>
   <w:num w:numId="20" w16cid:durableId="722144473">
-    <w:abstractNumId w:val="32"/>
+    <w:abstractNumId w:val="35"/>
   </w:num>
   <w:num w:numId="21" w16cid:durableId="1611663189">
-    <w:abstractNumId w:val="7"/>
+    <w:abstractNumId w:val="8"/>
   </w:num>
   <w:num w:numId="22" w16cid:durableId="382170363">
     <w:abstractNumId w:val="1"/>
   </w:num>
   <w:num w:numId="23" w16cid:durableId="442530985">
-    <w:abstractNumId w:val="26"/>
+    <w:abstractNumId w:val="29"/>
   </w:num>
   <w:num w:numId="24" w16cid:durableId="900480703">
+    <w:abstractNumId w:val="7"/>
+  </w:num>
+  <w:num w:numId="25" w16cid:durableId="1848133622">
+    <w:abstractNumId w:val="31"/>
+  </w:num>
+  <w:num w:numId="26" w16cid:durableId="607783077">
+    <w:abstractNumId w:val="32"/>
+  </w:num>
+  <w:num w:numId="27" w16cid:durableId="158662795">
+    <w:abstractNumId w:val="30"/>
+  </w:num>
+  <w:num w:numId="28" w16cid:durableId="1191072952">
+    <w:abstractNumId w:val="11"/>
+  </w:num>
+  <w:num w:numId="29" w16cid:durableId="372273872">
     <w:abstractNumId w:val="6"/>
   </w:num>
-  <w:num w:numId="25" w16cid:durableId="1848133622">
-    <w:abstractNumId w:val="28"/>
+  <w:num w:numId="30" w16cid:durableId="1437754678">
+    <w:abstractNumId w:val="23"/>
   </w:num>
-  <w:num w:numId="26" w16cid:durableId="607783077">
-    <w:abstractNumId w:val="29"/>
+  <w:num w:numId="31" w16cid:durableId="601643875">
+    <w:abstractNumId w:val="34"/>
   </w:num>
-  <w:num w:numId="27" w16cid:durableId="158662795">
+  <w:num w:numId="32" w16cid:durableId="584069031">
+    <w:abstractNumId w:val="14"/>
+  </w:num>
+  <w:num w:numId="33" w16cid:durableId="1301615222">
+    <w:abstractNumId w:val="24"/>
+  </w:num>
+  <w:num w:numId="34" w16cid:durableId="1632398934">
     <w:abstractNumId w:val="27"/>
   </w:num>
-  <w:num w:numId="28" w16cid:durableId="1191072952">
-    <w:abstractNumId w:val="10"/>
+  <w:num w:numId="35" w16cid:durableId="216206663">
+    <w:abstractNumId w:val="16"/>
   </w:num>
-  <w:num w:numId="29" w16cid:durableId="372273872">
-    <w:abstractNumId w:val="5"/>
+  <w:num w:numId="36" w16cid:durableId="1825394891">
+    <w:abstractNumId w:val="4"/>
   </w:num>
-  <w:num w:numId="30" w16cid:durableId="1437754678">
-    <w:abstractNumId w:val="21"/>
-  </w:num>
-  <w:num w:numId="31" w16cid:durableId="601643875">
-    <w:abstractNumId w:val="31"/>
-  </w:num>
-  <w:num w:numId="32" w16cid:durableId="584069031">
-    <w:abstractNumId w:val="13"/>
-  </w:num>
-  <w:num w:numId="33" w16cid:durableId="1301615222">
-    <w:abstractNumId w:val="22"/>
-  </w:num>
-  <w:num w:numId="34" w16cid:durableId="1632398934">
-    <w:abstractNumId w:val="24"/>
+  <w:num w:numId="37" w16cid:durableId="851459955">
+    <w:abstractNumId w:val="25"/>
   </w:num>
 </w:numbering>
 </file>
